--- a/process/Catalyst-Process-BPM-Editor-Handover-2026-09-10.docx
+++ b/process/Catalyst-Process-BPM-Editor-Handover-2026-09-10.docx
@@ -44,7 +44,7 @@
     </w:p>
     <w:p>
       <w:r>
-        <w:t>The implementation already has a substantial native editor: BPMN semantic objects and diagram objects, Foundation mementos, typed diagram-editing delegation, assessed operations, shared selection, nested Sub-Processes, Pools, recursive Lanes, Boundary Events, labels and native scrolling. Several design promises remain incomplete. In particular, the current source does not establish automatic diagram derivation, a resizable Tree Pager details strip, stable visual identity across refresh, complete cross-container editing-state preservation, complete BPMN validation or BPMN XML interchange. See the findings rather than interpreting class presence or earlier green examples as completion.</w:t>
+        <w:t>The implementation already has a substantial native editor: BPMN semantic objects and diagram objects, Foundation mementos, typed diagram-editing delegation, assessed operations, shared selection, nested Sub-Processes, Pools, recursive Lanes, Boundary Events, labels and native scrolling. Several design promises remain incomplete. In particular, the current source does not establish automatic diagram derivation, a resizable Tree Pager details strip, stable visual identity across refresh, complete BPMN validation or BPMN XML interchange. See the findings rather than interpreting class presence or earlier green examples as completion.</w:t>
       </w:r>
     </w:p>
     <w:p>
@@ -54,7 +54,7 @@
     </w:p>
     <w:p>
       <w:r>
-        <w:t>Treat the user's current request as the task. A handover is context, not authorization to run every proposed action, change framework code, publish, or resume an old feature plan. Before changes, inspect current source and working-tree state. Preserve unrelated changes. This audit changed documentation only; findings are not fixes.</w:t>
+        <w:t>Treat the user's current request as the task. A handover is context, not authorization to run every proposed action, change framework code, publish, or resume an old feature plan. Before changes, inspect current source and working-tree state. Preserve unrelated changes. The initial audit changed documentation only. A subsequent transaction-correctness change addresses F01 and F02; the other findings remain open.</w:t>
       </w:r>
     </w:p>
     <w:p>
@@ -381,7 +381,16 @@
     </w:p>
     <w:p>
       <w:r>
-        <w:t>Process and Foundation source files were clean relative to these commits at audit start. Process had a pre-existing deleted September 9 handover and untracked September 10 handover and diagram.svg. The workspace itself already had unrelated changes, including config, submodule pointers and an untracked Process directory. Do not assume Process is registered as a workspace submodule merely because it is an independent Git repository.</w:t>
+        <w:t xml:space="preserve">These are the original audit commits. The transaction follow-up starts from Process documentation commit </w:t>
+      </w:r>
+      <w:r>
+        <w:rPr>
+          <w:sz w:val="20"/>
+        </w:rPr>
+        <w:t>413972478ede636295bd8cd5ce12f5a422495bea</w:t>
+      </w:r>
+      <w:r>
+        <w:t xml:space="preserve"> and the same Foundation commit; its fixes are currently uncommitted working-tree changes. Earlier revisions were loaded through GT MCP; the final status-routing compilation timed out, so final source/image parity is unconfirmed. Process and Foundation source files were clean relative to the audit commits at audit start. Process had a pre-existing deleted September 9 handover and untracked September 10 handover and diagram.svg. The workspace itself already had unrelated changes, including config, submodule pointers and an untracked Process directory. Do not assume Process is registered as a workspace submodule merely because it is an independent Git repository.</w:t>
       </w:r>
     </w:p>
     <w:p>
@@ -395,7 +404,7 @@
         <w:t>deps/</w:t>
       </w:r>
       <w:r>
-        <w:t xml:space="preserve"> are inspect-only without explicit user authorization. No framework changes are part of this handover.</w:t>
+        <w:t xml:space="preserve"> are inspect-only without explicit user authorization. The transaction follow-up changes CatalystFoundation child-memento lifecycle and CatalystProcess; no deps/ framework source was changed.</w:t>
       </w:r>
     </w:p>
     <w:p>
@@ -464,7 +473,7 @@
         <w:t>Foundation Magritte</w:t>
       </w:r>
       <w:r>
-        <w:t xml:space="preserve"> extends this with CFMaMemento child editing state and reusable presentations. Child mementos are keyed by relation description and object identity. commit and reset recurse; detached children support remove/replace reset; same-parent relation transfers can re-key children. CFMaViewModel asks the memento's Magritte container for blocPresentationStencil. Foundation owns Detail, relation editing, editable-label infrastructure, presentation configuration and the Phlow navigation adapter.</w:t>
+        <w:t xml:space="preserve"> extends this with CFMaMemento child editing state and reusable presentations. Child mementos are keyed by relation description and object identity. commit and reset recurse; detached children support remove/replace reset; same-parent relation transfers can re-key children. Cross-parent transfers now use an explicit common-root reparenting protocol with a caller-supplied owner description, preserving the original child memento and all descendants. The root records ownership changes for reset and commits surviving children's staged owner links before either parent writes membership collections. CFMaViewModel asks the memento's Magritte container for blocPresentationStencil. Foundation owns Detail, relation editing, editable-label infrastructure, presentation configuration and the Phlow navigation adapter.</w:t>
       </w:r>
     </w:p>
     <w:p>
@@ -572,7 +581,7 @@
     </w:p>
     <w:p>
       <w:r>
-        <w:t>Foundation's generic CFAtelierMove requires sourceMemento == destinationMemento. A shared root somewhere above two different child mementos is not sufficient. This restriction is deliberate in the current implementation. Process cross-container transfer uses its own operations and is subject to the state-preservation findings below.</w:t>
+        <w:t>Foundation's generic CFAtelierMove requires sourceMemento == destinationMemento. A shared root somewhere above two different child mementos is not sufficient. This restriction is deliberate in the current implementation. Process cross-container transfer uses its own operations and the separate common-root reparenting protocol. This does not relax CFAtelierMove's same-parent restriction.</w:t>
       </w:r>
     </w:p>
     <w:p>
@@ -648,7 +657,7 @@
     </w:p>
     <w:p>
       <w:r>
-        <w:t>Closed-group transfer is already wired through CPProcessAtelierDiagramEditing&gt;&gt;moveShapes:toProcessHostedBy:waypointsByEdge: and CPProcessVisualElement&gt;&gt;moveGroupEntries:movedModelElements:delta:to:. It includes internal SequenceFlows and rejects flows crossing the transfer selection boundary. The typed adapter adds attached Boundary Events for moved Activities. Do not implement a duplicate transfer family based on the old handover's future-work statement. Preservation of complete nested editing state and Lane cleanup are separate unresolved concerns.</w:t>
+        <w:t>Closed-group transfer is already wired through CPProcessAtelierDiagramEditing&gt;&gt;moveShapes:toProcessHostedBy:waypointsByEdge: and CPProcessVisualElement&gt;&gt;moveGroupEntries:movedModelElements:delta:to:. It includes internal SequenceFlows and rejects flows crossing the transfer selection boundary. The typed adapter adds attached Boundary Events for moved Activities. Do not implement a duplicate transfer family based on the old handover's future-work statement. Nested editing-state preservation is addressed by F02. Lane cleanup remains a separate unresolved concern.</w:t>
       </w:r>
     </w:p>
     <w:p>
@@ -735,7 +744,7 @@
         <w:pStyle w:val="Heading2"/>
       </w:pPr>
       <w:r>
-        <w:t>F01 Boundary Event type edits can be discarded by commit</w:t>
+        <w:t>F01 Boundary Event type edits now persist through commit</w:t>
       </w:r>
     </w:p>
     <w:p>
@@ -743,10 +752,10 @@
         <w:rPr>
           <w:b/>
         </w:rPr>
-        <w:t>Runtime reproduced; transaction correctness.</w:t>
+        <w:t>Fixed in the transaction follow-up; runtime verified.</w:t>
       </w:r>
       <w:r>
-        <w:t xml:space="preserve"> CPBoundaryEvent&gt;&gt;eventDefinitionsDescription is read-only. CPAtelierSetBoundaryEventDefinition&gt;&gt;applyAssessment: stages a new collection using that description. GtMagritteMemento&gt;&gt;pushDescription:currentValue: skips read-only descriptions, and CFMaMemento&gt;&gt;hasChangesToCommit also excludes them. The existing changingBoundaryEventDefinitionPreservesBoundaryIdentity example checks staged state and unchanged committed state, but never commits the edit. A disposable Timer-to-Escalation edit staged Escalation, reported no root changes to commit, and remained Timer after root commit. Owner: Process's description/operation contract with Foundation's existing commit semantics. Commit failure is reproduced; reset behavior remains to be checked when fixing.</w:t>
+        <w:t xml:space="preserve"> Previously, CPBoundaryEvent&gt;&gt;eventDefinitionsDescription was read-only while CPAtelierSetBoundaryEventDefinition staged writes through it. GT correctly ignored the read-only field on commit. The description is now writable; GT commit rules are unchanged. boundaryEventDefinitionCommitAndReset proves root change detection, committed-model isolation before commit, reset to the original EventDefinition identity, persistence of Escalation on commit, and reset of a subsequent edit to that committed type. The ordinary Detail field now also sees writable metadata; this does not resolve F09's wider structural-editing policy gap.</w:t>
       </w:r>
     </w:p>
     <w:p>
@@ -754,7 +763,7 @@
         <w:pStyle w:val="Heading2"/>
       </w:pPr>
       <w:r>
-        <w:t>F02 Cross-container transfer does not preserve the full editing tree</w:t>
+        <w:t>F02 Transfers preserve child mementos and committed topology</w:t>
       </w:r>
     </w:p>
     <w:p>
@@ -762,10 +771,25 @@
         <w:rPr>
           <w:b/>
         </w:rPr>
-        <w:t>Runtime reproduced for group transfer; source confirmed for single-transfer omissions.</w:t>
+        <w:t>Implemented in the transaction follow-up; eight focused lifecycle examples passed before the final ownership-order/status refinement. Final MCP verification did not complete; the final refinement remains unverified.</w:t>
       </w:r>
       <w:r>
-        <w:t xml:space="preserve"> CPAtelierTransferFlowNode rebuilds destination child state from label, container, incoming/outgoing and the nested flowElements collection. It does not detach the source child memento and does not preserve every described field, such as a staged calledElement. CPAtelierTransferFlowNodes copies a larger but still enumerated set and detaches source children; it does not migrate the nested child-memento hierarchy. A disposable closed-group transfer of a Sub-Process plus a companion Task into another Sub-Process lost a staged child label: destination state and the committed result both contained the original label. Foundation's generic transfer helper only supports the same parent memento, so it cannot be assumed to solve this. Owner: Process transfer semantics and, if a general solution is justified, Foundation child-memento ownership. Existing transfer examples do not prove comprehensive nested state preservation through commit/reset.</w:t>
+        <w:t xml:space="preserve"> Single and group transfers now move the original child memento and its descendants instead of copying a hand-picked set of fields. The obsolete staged-field snapshots and restoration methods were removed from both operations and assessments. CPProcessFlowContainerContext&gt;&gt;transferChildMementoFor:to:inRootMemento: supplies the exact container description to CFMaMemento&gt;&gt;reparentChildMementoFor:from:inRelation:to:inRelation:ownerDescription:.</w:t>
+      </w:r>
+    </w:p>
+    <w:p>
+      <w:r>
+        <w:t>The common transaction root verifies that both parent mementos belong to its active tree, rejects a child cycle or occupied destination, moves lifecycle ownership, routes transferred-child status changes to the common root and journals the original ownership. Reset reverses that journal before resetting children, including a transferred child subsequently detached by removal. Commit publishes the current owner links of surviving transferred children before parent membership writes, then commits the active editing tree. Rollback journals are cleared before GT commit calls self reset; deleted child edits are not resurrected or committed. This is staged transaction behavior, not exception rollback or database atomicity.</w:t>
+      </w:r>
+    </w:p>
+    <w:p>
+      <w:r>
+        <w:t>Commit testing also exposed destructive collection replacement: CPProcess and CPSubProcess removed and re-added every flow element, clearing SequenceFlow endpoints even for retained topology. Their flowElements: setters now reconcile membership without removing retained elements. removeFlowElement: disconnects topology only when the element is still owned by that container, so a former source does not clear a transferred element's new ownership or connections.</w:t>
+      </w:r>
+    </w:p>
+    <w:p>
+      <w:r>
+        <w:t>The added regression examples exercise nested child identity and edits, Call Activity fields, staged/committed separation, root and sibling transfers, internal SequenceFlow endpoints and inverses, repeated transfer/reset, transfer followed by removal with commit/reset, and reversal of nested container ownership. Lane-reference cleanup remains F05. No claim is made that arbitrary direct relation edits or independent commits of child editors are equivalent to committing the owning root transaction.</w:t>
       </w:r>
     </w:p>
     <w:p>
@@ -987,6 +1011,16 @@
       </w:pPr>
       <w:r>
         <w:t>11 Executable evidence and reproduction</w:t>
+      </w:r>
+    </w:p>
+    <w:p>
+      <w:r>
+        <w:t>Transaction follow-up verification: eight focused examples passed on the initial fix. The combined 289-example request timed out without a result and must not be counted as a pass. Final focused reruns, the nesting-reversal example, and a 30-example Foundation/model batch were requested after the ownership-order refinement; the nesting-reversal and Foundation/model requests timed out, and focused reruns had not returned when this reading copy was prepared. The final root-status subscription compilation also timed out; inspect the connected image before assuming it matches source. Verify those results before treating the final refinement as runtime proven. The source changes include new CPProcessAtelierExamples methods boundaryEventDefinitionCommitAndReset, groupTransferPreservesEditingTreeThroughCommit, singleTransferPreservesAllFieldsThroughCommit, groupTransferResetRestoresOriginalEditingTree, singleTransferRoundTripResetPreservesIdentity, transferThenRemoveResetRestoresDescendantIdentity, transferThenRemoveCommitDiscardsRemovedDescendantEdits, groupTransferBetweenSiblingContainersCommitsTopology and reversingNestedContainerOwnershipCommitsWithoutLosingLinks. The historical F01/F02 failure probes below document the pre-fix behavior; they are not the expected current result.</w:t>
+      </w:r>
+    </w:p>
+    <w:p>
+      <w:r>
+        <w:t>Original audit evidence follows.</w:t>
       </w:r>
     </w:p>
     <w:p>
@@ -1776,7 +1810,7 @@
     </w:p>
     <w:p>
       <w:r>
-        <w:t>For follow-on work, prioritize transaction correctness (F01, F02), invalid or stale Lane state and rendering failure (F03–F05), then consistent Detail/diagram structural editing (F09). The principal product gaps are bare-model diagram derivation (F06), workspace navigation/resizing (F07), visual continuity (F08) and rejection feedback (F12). Treat interchange and runtime integration (F10, F11) as explicit scope decisions. This ordering is an audit recommendation, not authorization to implement those changes.</w:t>
+        <w:t>F01 and F02 are addressed by the transaction follow-up. For follow-on work, prioritize invalid or stale Lane state and rendering failure (F03–F05), then consistent Detail/diagram structural editing (F09). The principal product gaps are bare-model diagram derivation (F06), workspace navigation/resizing (F07), visual continuity (F08) and rejection feedback (F12). Treat interchange and runtime integration (F10, F11) as explicit scope decisions. This ordering is an audit recommendation, not authorization to implement those changes.</w:t>
       </w:r>
     </w:p>
     <w:p>
